--- a/2026_09_25/Saludo-only.docx
+++ b/2026_09_25/Saludo-only.docx
@@ -133,6 +133,7 @@
       <w:r/>
     </w:p>
     <w:sectPr>
+      <w:headerReference w:type="default" r:id="rId8"/>
       <w:footnotePr/>
       <w:endnotePr/>
       <w:type w:val="nextPage"/>
@@ -208,6 +209,22 @@
     </w:p>
   </w:footnote>
 </w:footnotes>
+</file>
+
+<file path=word/header1.xml><?xml version="1.0" encoding="utf-8"?>
+<w:hdr xmlns:wpc="http://schemas.microsoft.com/office/word/2010/wordprocessingCanvas" xmlns:mc="http://schemas.openxmlformats.org/markup-compatibility/2006" xmlns:o="urn:schemas-microsoft-com:office:office" xmlns:r="http://schemas.openxmlformats.org/officeDocument/2006/relationships" xmlns:m="http://schemas.openxmlformats.org/officeDocument/2006/math" xmlns:v="urn:schemas-microsoft-com:vml" xmlns:wp14="http://schemas.microsoft.com/office/word/2010/wordprocessingDrawing" xmlns:wp="http://schemas.openxmlformats.org/drawingml/2006/wordprocessingDrawing" xmlns:w10="urn:schemas-microsoft-com:office:word" xmlns:w="http://schemas.openxmlformats.org/wordprocessingml/2006/main" xmlns:w14="http://schemas.microsoft.com/office/word/2010/wordml" xmlns:w15="http://schemas.microsoft.com/office/word/2012/wordml" xmlns:wpg="http://schemas.microsoft.com/office/word/2010/wordprocessingGroup" xmlns:wpi="http://schemas.microsoft.com/office/word/2010/wordprocessingInk" xmlns:wne="http://schemas.microsoft.com/office/word/2006/wordml" xmlns:a="http://schemas.openxmlformats.org/drawingml/2006/main" xmlns:wps="http://schemas.microsoft.com/office/word/2010/wordprocessingShape" mc:Ignorable="w14 w15 wp14">
+  <w:p>
+    <w:pPr>
+      <w:pStyle w:val="861"/>
+      <w:pBdr/>
+      <w:spacing/>
+      <w:ind/>
+      <w:rPr/>
+    </w:pPr>
+    <w:r/>
+    <w:r/>
+  </w:p>
+</w:hdr>
 </file>
 
 <file path=word/styles.xml><?xml version="1.0" encoding="utf-8"?>
